--- a/Project Planning, Requirements, and System Design/Stakeholder Register.docx
+++ b/Project Planning, Requirements, and System Design/Stakeholder Register.docx
@@ -563,6 +563,215 @@
                 <w:lang w:eastAsia="en-CA"/>
               </w:rPr>
               <w:t>Project Sponsor</w:t>
+            </w:r>
+          </w:p>
+        </w:tc>
+        <w:tc>
+          <w:tcPr>
+            <w:tcW w:w="1170" w:type="dxa"/>
+            <w:tcBorders>
+              <w:left w:val="nil"/>
+              <w:right w:val="nil"/>
+            </w:tcBorders>
+            <w:tcMar>
+              <w:top w:w="100" w:type="dxa"/>
+              <w:left w:w="100" w:type="dxa"/>
+              <w:bottom w:w="100" w:type="dxa"/>
+              <w:right w:w="100" w:type="dxa"/>
+            </w:tcMar>
+          </w:tcPr>
+          <w:p>
+            <w:pPr>
+              <w:widowControl w:val="0"/>
+              <w:pBdr>
+                <w:top w:val="nil"/>
+                <w:left w:val="nil"/>
+                <w:bottom w:val="nil"/>
+                <w:right w:val="nil"/>
+                <w:between w:val="nil"/>
+              </w:pBdr>
+              <w:spacing w:after="0" w:line="240" w:lineRule="auto"/>
+              <w:rPr>
+                <w:rFonts w:ascii="Arial" w:eastAsia="Arial" w:hAnsi="Arial" w:cs="Arial"/>
+                <w:color w:val="000000"/>
+                <w:lang w:eastAsia="en-CA"/>
+              </w:rPr>
+            </w:pPr>
+            <w:r>
+              <w:rPr>
+                <w:rFonts w:ascii="Arial" w:eastAsia="Arial" w:hAnsi="Arial" w:cs="Arial"/>
+                <w:color w:val="000000"/>
+                <w:lang w:eastAsia="en-CA"/>
+              </w:rPr>
+              <w:t>High</w:t>
+            </w:r>
+          </w:p>
+        </w:tc>
+        <w:tc>
+          <w:tcPr>
+            <w:tcW w:w="1170" w:type="dxa"/>
+            <w:tcBorders>
+              <w:left w:val="nil"/>
+              <w:right w:val="nil"/>
+            </w:tcBorders>
+            <w:tcMar>
+              <w:top w:w="100" w:type="dxa"/>
+              <w:left w:w="100" w:type="dxa"/>
+              <w:bottom w:w="100" w:type="dxa"/>
+              <w:right w:w="100" w:type="dxa"/>
+            </w:tcMar>
+          </w:tcPr>
+          <w:p>
+            <w:pPr>
+              <w:widowControl w:val="0"/>
+              <w:pBdr>
+                <w:top w:val="nil"/>
+                <w:left w:val="nil"/>
+                <w:bottom w:val="nil"/>
+                <w:right w:val="nil"/>
+                <w:between w:val="nil"/>
+              </w:pBdr>
+              <w:spacing w:after="0" w:line="240" w:lineRule="auto"/>
+              <w:rPr>
+                <w:rFonts w:ascii="Arial" w:eastAsia="Arial" w:hAnsi="Arial" w:cs="Arial"/>
+                <w:color w:val="000000"/>
+                <w:lang w:eastAsia="en-CA"/>
+              </w:rPr>
+            </w:pPr>
+            <w:r>
+              <w:rPr>
+                <w:rFonts w:ascii="Arial" w:eastAsia="Arial" w:hAnsi="Arial" w:cs="Arial"/>
+                <w:color w:val="000000"/>
+                <w:lang w:eastAsia="en-CA"/>
+              </w:rPr>
+              <w:t>High</w:t>
+            </w:r>
+          </w:p>
+        </w:tc>
+        <w:tc>
+          <w:tcPr>
+            <w:tcW w:w="1630" w:type="dxa"/>
+            <w:tcBorders>
+              <w:left w:val="nil"/>
+            </w:tcBorders>
+            <w:tcMar>
+              <w:top w:w="100" w:type="dxa"/>
+              <w:left w:w="100" w:type="dxa"/>
+              <w:bottom w:w="100" w:type="dxa"/>
+              <w:right w:w="100" w:type="dxa"/>
+            </w:tcMar>
+          </w:tcPr>
+          <w:p>
+            <w:pPr>
+              <w:widowControl w:val="0"/>
+              <w:pBdr>
+                <w:top w:val="nil"/>
+                <w:left w:val="nil"/>
+                <w:bottom w:val="nil"/>
+                <w:right w:val="nil"/>
+                <w:between w:val="nil"/>
+              </w:pBdr>
+              <w:spacing w:after="0" w:line="240" w:lineRule="auto"/>
+              <w:rPr>
+                <w:rFonts w:ascii="Arial" w:eastAsia="Arial" w:hAnsi="Arial" w:cs="Arial"/>
+                <w:color w:val="000000"/>
+                <w:lang w:eastAsia="en-CA"/>
+              </w:rPr>
+            </w:pPr>
+            <w:r>
+              <w:rPr>
+                <w:rFonts w:ascii="Arial" w:eastAsia="Arial" w:hAnsi="Arial" w:cs="Arial"/>
+                <w:color w:val="000000"/>
+                <w:lang w:eastAsia="en-CA"/>
+              </w:rPr>
+              <w:t>Supportive</w:t>
+            </w:r>
+          </w:p>
+        </w:tc>
+      </w:tr>
+      <w:tr>
+        <w:trPr>
+          <w:trHeight w:val="400"/>
+        </w:trPr>
+        <w:tc>
+          <w:tcPr>
+            <w:tcW w:w="1970" w:type="dxa"/>
+            <w:tcBorders>
+              <w:right w:val="nil"/>
+            </w:tcBorders>
+            <w:shd w:val="clear" w:color="auto" w:fill="FFFFFF"/>
+            <w:tcMar>
+              <w:top w:w="100" w:type="dxa"/>
+              <w:left w:w="100" w:type="dxa"/>
+              <w:bottom w:w="100" w:type="dxa"/>
+              <w:right w:w="100" w:type="dxa"/>
+            </w:tcMar>
+          </w:tcPr>
+          <w:p>
+            <w:pPr>
+              <w:widowControl w:val="0"/>
+              <w:pBdr>
+                <w:top w:val="nil"/>
+                <w:left w:val="nil"/>
+                <w:bottom w:val="nil"/>
+                <w:right w:val="nil"/>
+                <w:between w:val="nil"/>
+              </w:pBdr>
+              <w:spacing w:after="0" w:line="240" w:lineRule="auto"/>
+              <w:rPr>
+                <w:rFonts w:ascii="Arial" w:eastAsia="Arial" w:hAnsi="Arial" w:cs="Arial"/>
+                <w:color w:val="000000"/>
+                <w:lang w:eastAsia="en-CA"/>
+              </w:rPr>
+            </w:pPr>
+            <w:r>
+              <w:rPr>
+                <w:rFonts w:ascii="Arial" w:eastAsia="Arial" w:hAnsi="Arial" w:cs="Arial"/>
+                <w:color w:val="000000"/>
+                <w:lang w:eastAsia="en-CA"/>
+              </w:rPr>
+              <w:t>Project Team</w:t>
+            </w:r>
+          </w:p>
+        </w:tc>
+        <w:tc>
+          <w:tcPr>
+            <w:tcW w:w="3420" w:type="dxa"/>
+            <w:tcBorders>
+              <w:left w:val="nil"/>
+              <w:right w:val="nil"/>
+            </w:tcBorders>
+            <w:tcMar>
+              <w:top w:w="100" w:type="dxa"/>
+              <w:left w:w="100" w:type="dxa"/>
+              <w:bottom w:w="100" w:type="dxa"/>
+              <w:right w:w="100" w:type="dxa"/>
+            </w:tcMar>
+          </w:tcPr>
+          <w:p>
+            <w:pPr>
+              <w:widowControl w:val="0"/>
+              <w:pBdr>
+                <w:top w:val="nil"/>
+                <w:left w:val="nil"/>
+                <w:bottom w:val="nil"/>
+                <w:right w:val="nil"/>
+                <w:between w:val="nil"/>
+              </w:pBdr>
+              <w:spacing w:after="0" w:line="240" w:lineRule="auto"/>
+              <w:rPr>
+                <w:rFonts w:ascii="Arial" w:eastAsia="Arial" w:hAnsi="Arial" w:cs="Arial"/>
+                <w:color w:val="000000"/>
+                <w:lang w:eastAsia="en-CA"/>
+              </w:rPr>
+            </w:pPr>
+            <w:r>
+              <w:rPr>
+                <w:rFonts w:ascii="Arial" w:eastAsia="Arial" w:hAnsi="Arial" w:cs="Arial"/>
+                <w:color w:val="000000"/>
+                <w:lang w:eastAsia="en-CA"/>
+              </w:rPr>
+              <w:t>Project Team</w:t>
             </w:r>
           </w:p>
         </w:tc>
